--- a/00-首页/题组Word/专项卷/一分册/专项卷X-学生版-打印版.docx
+++ b/00-首页/题组Word/专项卷/一分册/专项卷X-学生版-打印版.docx
@@ -206,8 +206,8 @@
     <w:p>
       <w:pPr>
         <w:pStyle w:val="BodyText"/>
+        <w:spacing w:before="0" w:after="0"/>
         <w:ind w:left="480" w:hanging="480"/>
-        <w:spacing w:after="0"/>
       </w:pPr>
       <w:r>
         <w:rPr>
@@ -231,20 +231,45 @@
     <w:p>
       <w:pPr>
         <w:pStyle w:val="BodyText"/>
+        <w:spacing w:before="0" w:after="0"/>
         <w:ind w:left="480" w:hanging="480"/>
+      </w:pPr>
+      <w:r>
+        <w:rPr>
+          <w:rFonts w:ascii="Times New Roman" w:hAnsi="Times New Roman" w:eastAsia="Times New Roman" w:cs="Times New Roman"/>
+        </w:rPr>
+        <w:t xml:space="preserve">B. </w:t>
+      </w:r>
+      <w:r>
+        <w:rPr>
+          <w:rFonts w:hint="eastAsia" w:ascii="Times New Roman" w:hAnsi="Times New Roman" w:eastAsia="FangSong" w:cs="Times New Roman"/>
+        </w:rPr>
+        <w:t xml:space="preserve">红磷比白磷稳定</w:t>
+      </w:r>
+      <w:r>
+        <w:rPr>
+          <w:rFonts w:ascii="Times New Roman" w:hAnsi="Times New Roman" w:eastAsia="Times New Roman" w:cs="Times New Roman"/>
+        </w:rPr>
+        <w:t xml:space="preserve"> </w:t>
+      </w:r>
+    </w:p>
+    <w:p>
+      <w:pPr>
+        <w:pStyle w:val="BodyText"/>
         <w:spacing w:before="0" w:after="0"/>
-      </w:pPr>
-      <w:r>
-        <w:rPr>
-          <w:rFonts w:ascii="Times New Roman" w:hAnsi="Times New Roman" w:eastAsia="Times New Roman" w:cs="Times New Roman"/>
-        </w:rPr>
-        <w:t xml:space="preserve">B. </w:t>
-      </w:r>
-      <w:r>
-        <w:rPr>
-          <w:rFonts w:hint="eastAsia" w:ascii="Times New Roman" w:hAnsi="Times New Roman" w:eastAsia="FangSong" w:cs="Times New Roman"/>
-        </w:rPr>
-        <w:t xml:space="preserve">红磷比白磷稳定</w:t>
+        <w:ind w:left="480" w:hanging="480"/>
+      </w:pPr>
+      <w:r>
+        <w:rPr>
+          <w:rFonts w:ascii="Times New Roman" w:hAnsi="Times New Roman" w:eastAsia="Times New Roman" w:cs="Times New Roman"/>
+        </w:rPr>
+        <w:t xml:space="preserve">C. </w:t>
+      </w:r>
+      <w:r>
+        <w:rPr>
+          <w:rFonts w:hint="eastAsia" w:ascii="Times New Roman" w:hAnsi="Times New Roman" w:eastAsia="FangSong" w:cs="Times New Roman"/>
+        </w:rPr>
+        <w:t xml:space="preserve">白磷转变为红磷需外界提供引发反应的能量</w:t>
       </w:r>
       <w:r>
         <w:rPr>
@@ -256,33 +281,8 @@
     <w:p>
       <w:pPr>
         <w:pStyle w:val="BodyText"/>
+        <w:spacing w:before="0" w:after="0"/>
         <w:ind w:left="480" w:hanging="480"/>
-        <w:spacing w:before="0" w:after="0"/>
-      </w:pPr>
-      <w:r>
-        <w:rPr>
-          <w:rFonts w:ascii="Times New Roman" w:hAnsi="Times New Roman" w:eastAsia="Times New Roman" w:cs="Times New Roman"/>
-        </w:rPr>
-        <w:t xml:space="preserve">C. </w:t>
-      </w:r>
-      <w:r>
-        <w:rPr>
-          <w:rFonts w:hint="eastAsia" w:ascii="Times New Roman" w:hAnsi="Times New Roman" w:eastAsia="FangSong" w:cs="Times New Roman"/>
-        </w:rPr>
-        <w:t xml:space="preserve">白磷转变为红磷需外界提供引发反应的能量</w:t>
-      </w:r>
-      <w:r>
-        <w:rPr>
-          <w:rFonts w:ascii="Times New Roman" w:hAnsi="Times New Roman" w:eastAsia="Times New Roman" w:cs="Times New Roman"/>
-        </w:rPr>
-        <w:t xml:space="preserve"> </w:t>
-      </w:r>
-    </w:p>
-    <w:p>
-      <w:pPr>
-        <w:pStyle w:val="BodyText"/>
-        <w:ind w:left="480" w:hanging="480"/>
-        <w:spacing w:before="0" w:after="180"/>
       </w:pPr>
       <w:r>
         <w:rPr>
@@ -404,6 +404,7 @@
     <w:p>
       <w:pPr>
         <w:pStyle w:val="FirstParagraph"/>
+        <w:spacing w:before="0" w:after="0"/>
       </w:pPr>
       <w:r>
         <w:rPr>
@@ -587,6 +588,7 @@
     <w:p>
       <w:pPr>
         <w:pStyle w:val="BodyText"/>
+        <w:spacing w:before="0" w:after="0"/>
       </w:pPr>
       <w:r>
         <w:rPr>
@@ -778,6 +780,7 @@
     <w:p>
       <w:pPr>
         <w:pStyle w:val="BodyText"/>
+        <w:spacing w:before="0" w:after="0"/>
       </w:pPr>
       <w:r>
         <w:rPr>
@@ -1186,6 +1189,7 @@
     <w:p>
       <w:pPr>
         <w:pStyle w:val="BodyText"/>
+        <w:spacing w:before="0" w:after="0"/>
       </w:pPr>
       <w:r>
         <w:rPr>
@@ -1591,6 +1595,7 @@
     <w:p>
       <w:pPr>
         <w:pStyle w:val="FirstParagraph"/>
+        <w:spacing w:before="0" w:after="0"/>
       </w:pPr>
       <w:r>
         <w:rPr>
@@ -1695,6 +1700,7 @@
     <w:p>
       <w:pPr>
         <w:pStyle w:val="BodyText"/>
+        <w:spacing w:before="0" w:after="0"/>
       </w:pPr>
       <w:r>
         <w:rPr>
@@ -1712,6 +1718,7 @@
     <w:p>
       <w:pPr>
         <w:pStyle w:val="BodyText"/>
+        <w:spacing w:before="0" w:after="0"/>
       </w:pPr>
       <w:r>
         <w:rPr>
@@ -1741,6 +1748,7 @@
     <w:p>
       <w:pPr>
         <w:pStyle w:val="BodyText"/>
+        <w:spacing w:before="0" w:after="0"/>
       </w:pPr>
       <w:r>
         <w:rPr>
@@ -2048,6 +2056,7 @@
     <w:p>
       <w:pPr>
         <w:pStyle w:val="FirstParagraph"/>
+        <w:spacing w:before="0" w:after="0"/>
       </w:pPr>
       <w:r>
         <w:rPr>
@@ -2065,6 +2074,7 @@
     <w:p>
       <w:pPr>
         <w:pStyle w:val="BodyText"/>
+        <w:spacing w:before="0" w:after="0"/>
       </w:pPr>
       <w:r>
         <w:rPr>
@@ -2123,6 +2133,7 @@
     <w:p>
       <w:pPr>
         <w:pStyle w:val="BodyText"/>
+        <w:spacing w:before="0" w:after="0"/>
       </w:pPr>
       <w:r>
         <w:rPr>
@@ -2152,6 +2163,7 @@
     <w:p>
       <w:pPr>
         <w:pStyle w:val="BodyText"/>
+        <w:spacing w:before="0" w:after="0"/>
       </w:pPr>
       <w:r>
         <w:rPr>
@@ -3066,8 +3078,8 @@
     <w:p>
       <w:pPr>
         <w:pStyle w:val="BodyText"/>
+        <w:spacing w:before="0" w:after="0"/>
         <w:ind w:left="480" w:hanging="480"/>
-        <w:spacing w:after="0"/>
       </w:pPr>
       <w:r>
         <w:rPr>
@@ -3161,8 +3173,8 @@
     <w:p>
       <w:pPr>
         <w:pStyle w:val="BodyText"/>
+        <w:spacing w:before="0" w:after="0"/>
         <w:ind w:left="480" w:hanging="480"/>
-        <w:spacing w:before="0" w:after="0"/>
       </w:pPr>
       <w:r>
         <w:rPr>
@@ -3218,8 +3230,8 @@
     <w:p>
       <w:pPr>
         <w:pStyle w:val="BodyText"/>
+        <w:spacing w:before="0" w:after="0"/>
         <w:ind w:left="480" w:hanging="480"/>
-        <w:spacing w:before="0" w:after="0"/>
       </w:pPr>
       <w:r>
         <w:rPr>
@@ -3275,8 +3287,8 @@
     <w:p>
       <w:pPr>
         <w:pStyle w:val="BodyText"/>
+        <w:spacing w:before="0" w:after="0"/>
         <w:ind w:left="480" w:hanging="480"/>
-        <w:spacing w:before="0" w:after="0"/>
       </w:pPr>
       <w:r>
         <w:rPr>
@@ -3332,8 +3344,8 @@
     <w:p>
       <w:pPr>
         <w:pStyle w:val="BodyText"/>
+        <w:spacing w:before="0" w:after="0"/>
         <w:ind w:left="480" w:hanging="480"/>
-        <w:spacing w:before="0" w:after="180"/>
       </w:pPr>
       <w:r>
         <w:rPr>
@@ -4775,6 +4787,7 @@
     <w:p>
       <w:pPr>
         <w:pStyle w:val="FirstParagraph"/>
+        <w:spacing w:before="0" w:after="0"/>
       </w:pPr>
       <w:r>
         <w:rPr>
@@ -4816,6 +4829,7 @@
     <w:p>
       <w:pPr>
         <w:pStyle w:val="BodyText"/>
+        <w:spacing w:before="0" w:after="0"/>
       </w:pPr>
       <w:r>
         <w:rPr>
@@ -4881,6 +4895,7 @@
     <w:p>
       <w:pPr>
         <w:pStyle w:val="BodyText"/>
+        <w:spacing w:before="0" w:after="0"/>
       </w:pPr>
       <w:r>
         <w:rPr>
@@ -4998,6 +5013,7 @@
     <w:p>
       <w:pPr>
         <w:pStyle w:val="BodyText"/>
+        <w:spacing w:before="0" w:after="0"/>
       </w:pPr>
       <w:r>
         <w:rPr>
@@ -5211,6 +5227,14 @@
         <w:tblStyle w:val="Table"/>
         <w:tblW w:type="pct" w:w="5000"/>
         <w:tblLayout w:type="fixed"/>
+        <w:tblBorders>
+          <w:top w:val="single" w:sz="12" w:space="0" w:color="000000"/>
+          <w:left w:val="none" w:sz="0" w:space="0" w:color="auto"/>
+          <w:bottom w:val="single" w:sz="12" w:space="0" w:color="000000"/>
+          <w:right w:val="none" w:sz="0" w:space="0" w:color="auto"/>
+          <w:insideH w:val="none" w:sz="0" w:space="0" w:color="auto"/>
+          <w:insideV w:val="none" w:sz="0" w:space="0" w:color="auto"/>
+        </w:tblBorders>
         <w:tblLook w:firstRow="1" w:lastRow="0" w:firstColumn="0" w:lastColumn="0" w:noHBand="0" w:noVBand="0" w:val="0020"/>
       </w:tblPr>
       <w:tblGrid>
@@ -5225,7 +5249,11 @@
           <w:tblHeader w:val="on"/>
         </w:trPr>
         <w:tc>
-          <w:tcPr/>
+          <w:tcPr>
+            <w:tcBorders>
+              <w:bottom w:val="single" w:sz="8" w:space="0" w:color="000000"/>
+            </w:tcBorders>
+          </w:tcPr>
           <w:p>
             <w:pPr>
               <w:pStyle w:val="Compact"/>
@@ -5234,7 +5262,11 @@
           </w:p>
         </w:tc>
         <w:tc>
-          <w:tcPr/>
+          <w:tcPr>
+            <w:tcBorders>
+              <w:bottom w:val="single" w:sz="8" w:space="0" w:color="000000"/>
+            </w:tcBorders>
+          </w:tcPr>
           <w:p>
             <w:pPr>
               <w:pStyle w:val="Compact"/>
@@ -5250,7 +5282,11 @@
           </w:p>
         </w:tc>
         <w:tc>
-          <w:tcPr/>
+          <w:tcPr>
+            <w:tcBorders>
+              <w:bottom w:val="single" w:sz="8" w:space="0" w:color="000000"/>
+            </w:tcBorders>
+          </w:tcPr>
           <w:p>
             <w:pPr>
               <w:pStyle w:val="Compact"/>
@@ -5266,7 +5302,11 @@
           </w:p>
         </w:tc>
         <w:tc>
-          <w:tcPr/>
+          <w:tcPr>
+            <w:tcBorders>
+              <w:bottom w:val="single" w:sz="8" w:space="0" w:color="000000"/>
+            </w:tcBorders>
+          </w:tcPr>
           <w:p>
             <w:pPr>
               <w:pStyle w:val="Compact"/>
@@ -5282,7 +5322,11 @@
           </w:p>
         </w:tc>
         <w:tc>
-          <w:tcPr/>
+          <w:tcPr>
+            <w:tcBorders>
+              <w:bottom w:val="single" w:sz="8" w:space="0" w:color="000000"/>
+            </w:tcBorders>
+          </w:tcPr>
           <w:p>
             <w:pPr>
               <w:pStyle w:val="Compact"/>
@@ -7731,8 +7775,8 @@
     <w:p>
       <w:pPr>
         <w:pStyle w:val="BodyText"/>
+        <w:spacing w:before="0" w:after="0"/>
         <w:ind w:left="480" w:hanging="480"/>
-        <w:spacing w:after="0"/>
       </w:pPr>
       <w:r>
         <w:rPr>
@@ -7820,8 +7864,8 @@
     <w:p>
       <w:pPr>
         <w:pStyle w:val="BodyText"/>
+        <w:spacing w:before="0" w:after="0"/>
         <w:ind w:left="480" w:hanging="480"/>
-        <w:spacing w:before="0" w:after="0"/>
       </w:pPr>
       <w:r>
         <w:rPr>
@@ -7892,8 +7936,8 @@
     <w:p>
       <w:pPr>
         <w:pStyle w:val="BodyText"/>
+        <w:spacing w:before="0" w:after="0"/>
         <w:ind w:left="480" w:hanging="480"/>
-        <w:spacing w:before="0" w:after="0"/>
       </w:pPr>
       <w:r>
         <w:rPr>
@@ -7982,8 +8026,8 @@
     <w:p>
       <w:pPr>
         <w:pStyle w:val="BodyText"/>
+        <w:spacing w:before="0" w:after="0"/>
         <w:ind w:left="480" w:hanging="480"/>
-        <w:spacing w:before="0" w:after="180"/>
       </w:pPr>
       <w:r>
         <w:rPr>
@@ -8676,6 +8720,14 @@
       <w:tblPr>
         <w:tblStyle w:val="Table"/>
         <w:tblW w:type="auto" w:w="0"/>
+        <w:tblBorders>
+          <w:top w:val="single" w:sz="12" w:space="0" w:color="000000"/>
+          <w:left w:val="none" w:sz="0" w:space="0" w:color="auto"/>
+          <w:bottom w:val="single" w:sz="12" w:space="0" w:color="000000"/>
+          <w:right w:val="none" w:sz="0" w:space="0" w:color="auto"/>
+          <w:insideH w:val="none" w:sz="0" w:space="0" w:color="auto"/>
+          <w:insideV w:val="none" w:sz="0" w:space="0" w:color="auto"/>
+        </w:tblBorders>
         <w:tblLook w:firstRow="1" w:lastRow="0" w:firstColumn="0" w:lastColumn="0" w:noHBand="0" w:noVBand="0" w:val="0020"/>
       </w:tblPr>
       <w:tblGrid>
@@ -8690,7 +8742,11 @@
           <w:tblHeader w:val="on"/>
         </w:trPr>
         <w:tc>
-          <w:tcPr/>
+          <w:tcPr>
+            <w:tcBorders>
+              <w:bottom w:val="single" w:sz="8" w:space="0" w:color="000000"/>
+            </w:tcBorders>
+          </w:tcPr>
           <w:p>
             <w:pPr>
               <w:pStyle w:val="Compact"/>
@@ -8706,7 +8762,11 @@
           </w:p>
         </w:tc>
         <w:tc>
-          <w:tcPr/>
+          <w:tcPr>
+            <w:tcBorders>
+              <w:bottom w:val="single" w:sz="8" w:space="0" w:color="000000"/>
+            </w:tcBorders>
+          </w:tcPr>
           <w:p>
             <w:pPr>
               <w:pStyle w:val="Compact"/>
@@ -8722,7 +8782,11 @@
           </w:p>
         </w:tc>
         <w:tc>
-          <w:tcPr/>
+          <w:tcPr>
+            <w:tcBorders>
+              <w:bottom w:val="single" w:sz="8" w:space="0" w:color="000000"/>
+            </w:tcBorders>
+          </w:tcPr>
           <w:p>
             <w:pPr>
               <w:pStyle w:val="Compact"/>
@@ -8738,7 +8802,11 @@
           </w:p>
         </w:tc>
         <w:tc>
-          <w:tcPr/>
+          <w:tcPr>
+            <w:tcBorders>
+              <w:bottom w:val="single" w:sz="8" w:space="0" w:color="000000"/>
+            </w:tcBorders>
+          </w:tcPr>
           <w:p>
             <w:pPr>
               <w:pStyle w:val="Compact"/>
@@ -8754,7 +8822,11 @@
           </w:p>
         </w:tc>
         <w:tc>
-          <w:tcPr/>
+          <w:tcPr>
+            <w:tcBorders>
+              <w:bottom w:val="single" w:sz="8" w:space="0" w:color="000000"/>
+            </w:tcBorders>
+          </w:tcPr>
           <w:p>
             <w:pPr>
               <w:pStyle w:val="Compact"/>
@@ -12892,6 +12964,7 @@
     <w:p>
       <w:pPr>
         <w:pStyle w:val="FirstParagraph"/>
+        <w:spacing w:before="0" w:after="0"/>
       </w:pPr>
       <w:r>
         <w:rPr>
@@ -13104,6 +13177,7 @@
     <w:p>
       <w:pPr>
         <w:pStyle w:val="BodyText"/>
+        <w:spacing w:before="0" w:after="0"/>
       </w:pPr>
       <w:r>
         <w:rPr>
@@ -13396,6 +13470,7 @@
     <w:p>
       <w:pPr>
         <w:pStyle w:val="BodyText"/>
+        <w:spacing w:before="0" w:after="0"/>
       </w:pPr>
       <w:r>
         <w:rPr>
@@ -13623,6 +13698,7 @@
     <w:p>
       <w:pPr>
         <w:pStyle w:val="BodyText"/>
+        <w:spacing w:before="0" w:after="0"/>
       </w:pPr>
       <w:r>
         <w:rPr>
@@ -16405,7 +16481,6 @@
     <w:bookmarkEnd w:id="42"/>
     <w:bookmarkEnd w:id="43"/>
     <w:sectPr>
-      <w:headerReference w:type="default" r:id="rId31"/>
       <w:footerReference w:type="default" r:id="rId9"/>
       <w:footnotePr>
         <w:numRestart w:val="eachSect"/>
@@ -16432,16 +16507,6 @@
       <w:rPr>
         <w:rFonts w:ascii="Times New Roman" w:hAnsi="Times New Roman" w:eastAsia="Times New Roman" w:cs="Times New Roman"/>
         <w:b w:val="0"/>
-        <w:color w:val="000000"/>
-        <w:sz w:val="20"/>
-      </w:rPr>
-      <w:t xml:space="preserve">第 </w:t>
-    </w:r>
-    <w:r>
-      <w:rPr>
-        <w:rFonts w:ascii="Times New Roman" w:hAnsi="Times New Roman" w:eastAsia="Times New Roman" w:cs="Times New Roman"/>
-        <w:b w:val="0"/>
-        <w:color w:val="000000"/>
         <w:sz w:val="20"/>
       </w:rPr>
       <w:fldChar w:fldCharType="begin"/>
@@ -16450,7 +16515,6 @@
       <w:rPr>
         <w:rFonts w:ascii="Times New Roman" w:hAnsi="Times New Roman" w:eastAsia="Times New Roman" w:cs="Times New Roman"/>
         <w:b w:val="0"/>
-        <w:color w:val="000000"/>
         <w:sz w:val="20"/>
       </w:rPr>
       <w:instrText xml:space="preserve"> PAGE </w:instrText>
@@ -16459,91 +16523,9 @@
       <w:rPr>
         <w:rFonts w:ascii="Times New Roman" w:hAnsi="Times New Roman" w:eastAsia="Times New Roman" w:cs="Times New Roman"/>
         <w:b w:val="0"/>
-        <w:color w:val="000000"/>
-        <w:sz w:val="20"/>
-      </w:rPr>
-      <w:fldChar w:fldCharType="separate"/>
-    </w:r>
-    <w:r>
-      <w:rPr>
-        <w:rFonts w:ascii="Times New Roman" w:hAnsi="Times New Roman" w:eastAsia="Times New Roman" w:cs="Times New Roman"/>
-        <w:b w:val="0"/>
-        <w:color w:val="000000"/>
-        <w:sz w:val="20"/>
-      </w:rPr>
-      <w:t>1</w:t>
-    </w:r>
-    <w:r>
-      <w:rPr>
-        <w:rFonts w:ascii="Times New Roman" w:hAnsi="Times New Roman" w:eastAsia="Times New Roman" w:cs="Times New Roman"/>
-        <w:b w:val="0"/>
-        <w:color w:val="000000"/>
         <w:sz w:val="20"/>
       </w:rPr>
       <w:fldChar w:fldCharType="end"/>
-    </w:r>
-    <w:r>
-      <w:rPr>
-        <w:rFonts w:ascii="Times New Roman" w:hAnsi="Times New Roman" w:eastAsia="Times New Roman" w:cs="Times New Roman"/>
-        <w:b w:val="0"/>
-        <w:color w:val="000000"/>
-        <w:sz w:val="20"/>
-      </w:rPr>
-      <w:t xml:space="preserve"> 页 / 共 </w:t>
-    </w:r>
-    <w:r>
-      <w:rPr>
-        <w:rFonts w:ascii="Times New Roman" w:hAnsi="Times New Roman" w:eastAsia="Times New Roman" w:cs="Times New Roman"/>
-        <w:b w:val="0"/>
-        <w:color w:val="000000"/>
-        <w:sz w:val="20"/>
-      </w:rPr>
-      <w:fldChar w:fldCharType="begin"/>
-    </w:r>
-    <w:r>
-      <w:rPr>
-        <w:rFonts w:ascii="Times New Roman" w:hAnsi="Times New Roman" w:eastAsia="Times New Roman" w:cs="Times New Roman"/>
-        <w:b w:val="0"/>
-        <w:color w:val="000000"/>
-        <w:sz w:val="20"/>
-      </w:rPr>
-      <w:instrText xml:space="preserve"> NUMPAGES </w:instrText>
-    </w:r>
-    <w:r>
-      <w:rPr>
-        <w:rFonts w:ascii="Times New Roman" w:hAnsi="Times New Roman" w:eastAsia="Times New Roman" w:cs="Times New Roman"/>
-        <w:b w:val="0"/>
-        <w:color w:val="000000"/>
-        <w:sz w:val="20"/>
-      </w:rPr>
-      <w:fldChar w:fldCharType="separate"/>
-    </w:r>
-    <w:r>
-      <w:rPr>
-        <w:rFonts w:ascii="Times New Roman" w:hAnsi="Times New Roman" w:eastAsia="Times New Roman" w:cs="Times New Roman"/>
-        <w:b w:val="0"/>
-        <w:color w:val="000000"/>
-        <w:sz w:val="20"/>
-      </w:rPr>
-      <w:t>1</w:t>
-    </w:r>
-    <w:r>
-      <w:rPr>
-        <w:rFonts w:ascii="Times New Roman" w:hAnsi="Times New Roman" w:eastAsia="Times New Roman" w:cs="Times New Roman"/>
-        <w:b w:val="0"/>
-        <w:color w:val="000000"/>
-        <w:sz w:val="20"/>
-      </w:rPr>
-      <w:fldChar w:fldCharType="end"/>
-    </w:r>
-    <w:r>
-      <w:rPr>
-        <w:rFonts w:ascii="Times New Roman" w:hAnsi="Times New Roman" w:eastAsia="Times New Roman" w:cs="Times New Roman"/>
-        <w:b w:val="0"/>
-        <w:color w:val="000000"/>
-        <w:sz w:val="20"/>
-      </w:rPr>
-      <w:t xml:space="preserve"> 页</w:t>
     </w:r>
   </w:p>
 </w:ftr>
@@ -16566,28 +16548,6 @@
     </w:p>
   </w:footnote>
 </w:footnotes>
-</file>
-
-<file path=word/header1.xml><?xml version="1.0" encoding="utf-8"?>
-<w:hdr xmlns:m="http://schemas.openxmlformats.org/officeDocument/2006/math" xmlns:mc="http://schemas.openxmlformats.org/markup-compatibility/2006" xmlns:mo="http://schemas.microsoft.com/office/mac/office/2008/main" xmlns:mv="urn:schemas-microsoft-com:mac:vml" xmlns:o="urn:schemas-microsoft-com:office:office" xmlns:r="http://schemas.openxmlformats.org/officeDocument/2006/relationships" xmlns:v="urn:schemas-microsoft-com:vml" xmlns:w10="urn:schemas-microsoft-com:office:word" xmlns:w14="http://schemas.microsoft.com/office/word/2010/wordml" xmlns:w="http://schemas.openxmlformats.org/wordprocessingml/2006/main" xmlns:wne="http://schemas.microsoft.com/office/word/2006/wordml" xmlns:wp14="http://schemas.microsoft.com/office/word/2010/wordprocessingDrawing" xmlns:wp="http://schemas.openxmlformats.org/drawingml/2006/wordprocessingDrawing" xmlns:wpc="http://schemas.microsoft.com/office/word/2010/wordprocessingCanvas" xmlns:wpg="http://schemas.microsoft.com/office/word/2010/wordprocessingGroup" xmlns:wpi="http://schemas.microsoft.com/office/word/2010/wordprocessingInk" xmlns:wps="http://schemas.microsoft.com/office/word/2010/wordprocessingShape" mc:Ignorable="w14 wp14">
-  <w:p>
-    <w:pPr>
-      <w:jc w:val="right"/>
-      <w:pBdr>
-        <w:bottom w:val="single" w:sz="4" w:space="2" w:color="000000"/>
-      </w:pBdr>
-    </w:pPr>
-    <w:r>
-      <w:rPr>
-        <w:rFonts w:ascii="Times New Roman" w:hAnsi="Times New Roman" w:eastAsia="Times New Roman" w:cs="Times New Roman"/>
-        <w:b w:val="0"/>
-        <w:color w:val="000000"/>
-        <w:sz w:val="18"/>
-      </w:rPr>
-      <w:t xml:space="preserve">一分册专项卷X</w:t>
-    </w:r>
-  </w:p>
-</w:hdr>
 </file>
 
 <file path=word/numbering.xml><?xml version="1.0" encoding="utf-8"?>
